--- a/labs/lab04/report/report/_output/report.docx
+++ b/labs/lab04/report/report/_output/report.docx
@@ -52,7 +52,7 @@
         </w:p>
       </w:sdtContent>
     </w:sdt>
-    <w:bookmarkStart w:id="20" w:name="цель-работы"/>
+    <w:bookmarkStart w:id="9" w:name="цель-работы"/>
     <w:p>
       <w:pPr>
         <w:pStyle w:val="Heading1"/>
@@ -69,8 +69,8 @@
         <w:t xml:space="preserve">Получение навыков правильной работы с репозиториями git.</w:t>
       </w:r>
     </w:p>
-    <w:bookmarkEnd w:id="20"/>
-    <w:bookmarkStart w:id="21" w:name="задание"/>
+    <w:bookmarkEnd w:id="9"/>
+    <w:bookmarkStart w:id="10" w:name="задание"/>
     <w:p>
       <w:pPr>
         <w:pStyle w:val="Heading1"/>
@@ -103,8 +103,8 @@
         <w:t xml:space="preserve">Преобразовать рабочий репозиторий в репозиторий git-flow и conventional commits.</w:t>
       </w:r>
     </w:p>
-    <w:bookmarkEnd w:id="21"/>
-    <w:bookmarkStart w:id="22" w:name="теоретическое-введение"/>
+    <w:bookmarkEnd w:id="10"/>
+    <w:bookmarkStart w:id="11" w:name="теоретическое-введение"/>
     <w:p>
       <w:pPr>
         <w:pStyle w:val="Heading1"/>
@@ -147,8 +147,8 @@
         <w:t xml:space="preserve">Общепринятые коммиты стандартизируют сообщения коммитов с типами (feat, fix и др.), а наличие BREAKING CHANGE указывает на мажорное изменение. Для автоматизации используются git-flow (ветвление), commitizen (коммиты по стандарту) и standart-changelog (генерация CHANGELOG).</w:t>
       </w:r>
     </w:p>
-    <w:bookmarkEnd w:id="22"/>
-    <w:bookmarkStart w:id="138" w:name="выполнение-лабораторной-работы"/>
+    <w:bookmarkEnd w:id="11"/>
+    <w:bookmarkStart w:id="127" w:name="выполнение-лабораторной-работы"/>
     <w:p>
       <w:pPr>
         <w:pStyle w:val="Heading1"/>
@@ -157,7 +157,7 @@
         <w:t xml:space="preserve">4. Выполнение лабораторной работы</w:t>
       </w:r>
     </w:p>
-    <w:bookmarkStart w:id="39" w:name="установка-программного-обеспечения"/>
+    <w:bookmarkStart w:id="28" w:name="установка-программного-обеспечения"/>
     <w:p>
       <w:pPr>
         <w:pStyle w:val="Heading2"/>
@@ -198,7 +198,7 @@
       <w:tr>
         <w:tc>
           <w:tcPr/>
-          <w:bookmarkStart w:id="26" w:name="fig-001"/>
+          <w:bookmarkStart w:id="15" w:name="fig-001"/>
           <w:p>
             <w:pPr>
               <w:pStyle w:val="Compact"/>
@@ -209,18 +209,18 @@
                 <wp:inline>
                   <wp:extent cx="3733800" cy="2492807"/>
                   <wp:effectExtent b="0" l="0" r="0" t="0"/>
-                  <wp:docPr descr="" title="" id="24" name="Picture"/>
+                  <wp:docPr descr="" title="" id="13" name="Picture"/>
                   <a:graphic>
                     <a:graphicData uri="http://schemas.openxmlformats.org/drawingml/2006/picture">
                       <pic:pic>
                         <pic:nvPicPr>
-                          <pic:cNvPr descr="image/1.png" id="25" name="Picture"/>
+                          <pic:cNvPr descr="image/1.png" id="14" name="Picture"/>
                           <pic:cNvPicPr>
                             <a:picLocks noChangeArrowheads="1" noChangeAspect="1"/>
                           </pic:cNvPicPr>
                         </pic:nvPicPr>
                         <pic:blipFill>
-                          <a:blip r:embed="rId23"/>
+                          <a:blip r:embed="rId12"/>
                           <a:stretch>
                             <a:fillRect/>
                           </a:stretch>
@@ -260,7 +260,7 @@
               <w:t xml:space="preserve">Рисунок 1: Установка git-flow из коллекции репозиториев corp</w:t>
             </w:r>
           </w:p>
-          <w:bookmarkEnd w:id="26"/>
+          <w:bookmarkEnd w:id="15"/>
         </w:tc>
       </w:tr>
     </w:tbl>
@@ -323,7 +323,7 @@
       <w:tr>
         <w:tc>
           <w:tcPr/>
-          <w:bookmarkStart w:id="30" w:name="fig-002"/>
+          <w:bookmarkStart w:id="19" w:name="fig-002"/>
           <w:p>
             <w:pPr>
               <w:pStyle w:val="Compact"/>
@@ -334,18 +334,18 @@
                 <wp:inline>
                   <wp:extent cx="2464067" cy="2002054"/>
                   <wp:effectExtent b="0" l="0" r="0" t="0"/>
-                  <wp:docPr descr="" title="" id="28" name="Picture"/>
+                  <wp:docPr descr="" title="" id="17" name="Picture"/>
                   <a:graphic>
                     <a:graphicData uri="http://schemas.openxmlformats.org/drawingml/2006/picture">
                       <pic:pic>
                         <pic:nvPicPr>
-                          <pic:cNvPr descr="image/2.png" id="29" name="Picture"/>
+                          <pic:cNvPr descr="image/2.png" id="18" name="Picture"/>
                           <pic:cNvPicPr>
                             <a:picLocks noChangeArrowheads="1" noChangeAspect="1"/>
                           </pic:cNvPicPr>
                         </pic:nvPicPr>
                         <pic:blipFill>
-                          <a:blip r:embed="rId27"/>
+                          <a:blip r:embed="rId16"/>
                           <a:stretch>
                             <a:fillRect/>
                           </a:stretch>
@@ -385,7 +385,7 @@
               <w:t xml:space="preserve">Рисунок 2: Добавление каталога с исполняемыми файлами, устанавлиевыми yarn, в переменную PATH</w:t>
             </w:r>
           </w:p>
-          <w:bookmarkEnd w:id="30"/>
+          <w:bookmarkEnd w:id="19"/>
         </w:tc>
       </w:tr>
     </w:tbl>
@@ -434,7 +434,7 @@
       <w:tr>
         <w:tc>
           <w:tcPr/>
-          <w:bookmarkStart w:id="34" w:name="fig-003"/>
+          <w:bookmarkStart w:id="23" w:name="fig-003"/>
           <w:p>
             <w:pPr>
               <w:pStyle w:val="Compact"/>
@@ -445,18 +445,18 @@
                 <wp:inline>
                   <wp:extent cx="3733800" cy="2809073"/>
                   <wp:effectExtent b="0" l="0" r="0" t="0"/>
-                  <wp:docPr descr="" title="" id="32" name="Picture"/>
+                  <wp:docPr descr="" title="" id="21" name="Picture"/>
                   <a:graphic>
                     <a:graphicData uri="http://schemas.openxmlformats.org/drawingml/2006/picture">
                       <pic:pic>
                         <pic:nvPicPr>
-                          <pic:cNvPr descr="image/3.png" id="33" name="Picture"/>
+                          <pic:cNvPr descr="image/3.png" id="22" name="Picture"/>
                           <pic:cNvPicPr>
                             <a:picLocks noChangeArrowheads="1" noChangeAspect="1"/>
                           </pic:cNvPicPr>
                         </pic:nvPicPr>
                         <pic:blipFill>
-                          <a:blip r:embed="rId31"/>
+                          <a:blip r:embed="rId20"/>
                           <a:stretch>
                             <a:fillRect/>
                           </a:stretch>
@@ -496,7 +496,7 @@
               <w:t xml:space="preserve">Рисунок 3: Добавление программы для помощи в форматировании коммитов commitizen</w:t>
             </w:r>
           </w:p>
-          <w:bookmarkEnd w:id="34"/>
+          <w:bookmarkEnd w:id="23"/>
         </w:tc>
       </w:tr>
     </w:tbl>
@@ -545,7 +545,7 @@
       <w:tr>
         <w:tc>
           <w:tcPr/>
-          <w:bookmarkStart w:id="38" w:name="fig-004"/>
+          <w:bookmarkStart w:id="27" w:name="fig-004"/>
           <w:p>
             <w:pPr>
               <w:pStyle w:val="Compact"/>
@@ -556,18 +556,18 @@
                 <wp:inline>
                   <wp:extent cx="3733800" cy="1549222"/>
                   <wp:effectExtent b="0" l="0" r="0" t="0"/>
-                  <wp:docPr descr="" title="" id="36" name="Picture"/>
+                  <wp:docPr descr="" title="" id="25" name="Picture"/>
                   <a:graphic>
                     <a:graphicData uri="http://schemas.openxmlformats.org/drawingml/2006/picture">
                       <pic:pic>
                         <pic:nvPicPr>
-                          <pic:cNvPr descr="image/4.png" id="37" name="Picture"/>
+                          <pic:cNvPr descr="image/4.png" id="26" name="Picture"/>
                           <pic:cNvPicPr>
                             <a:picLocks noChangeArrowheads="1" noChangeAspect="1"/>
                           </pic:cNvPicPr>
                         </pic:nvPicPr>
                         <pic:blipFill>
-                          <a:blip r:embed="rId35"/>
+                          <a:blip r:embed="rId24"/>
                           <a:stretch>
                             <a:fillRect/>
                           </a:stretch>
@@ -607,12 +607,12 @@
               <w:t xml:space="preserve">Рисунок 4: Добавление программы для помощи в создании логов standard-changelog</w:t>
             </w:r>
           </w:p>
-          <w:bookmarkEnd w:id="38"/>
+          <w:bookmarkEnd w:id="27"/>
         </w:tc>
       </w:tr>
     </w:tbl>
-    <w:bookmarkEnd w:id="39"/>
-    <w:bookmarkStart w:id="100" w:name="практический-сценарий-использования-git"/>
+    <w:bookmarkEnd w:id="28"/>
+    <w:bookmarkStart w:id="89" w:name="практический-сценарий-использования-git"/>
     <w:p>
       <w:pPr>
         <w:pStyle w:val="Heading2"/>
@@ -653,7 +653,7 @@
       <w:tr>
         <w:tc>
           <w:tcPr/>
-          <w:bookmarkStart w:id="43" w:name="fig-005"/>
+          <w:bookmarkStart w:id="32" w:name="fig-005"/>
           <w:p>
             <w:pPr>
               <w:pStyle w:val="Compact"/>
@@ -664,18 +664,18 @@
                 <wp:inline>
                   <wp:extent cx="3733800" cy="4213692"/>
                   <wp:effectExtent b="0" l="0" r="0" t="0"/>
-                  <wp:docPr descr="" title="" id="41" name="Picture"/>
+                  <wp:docPr descr="" title="" id="30" name="Picture"/>
                   <a:graphic>
                     <a:graphicData uri="http://schemas.openxmlformats.org/drawingml/2006/picture">
                       <pic:pic>
                         <pic:nvPicPr>
-                          <pic:cNvPr descr="image/5.png" id="42" name="Picture"/>
+                          <pic:cNvPr descr="image/5.png" id="31" name="Picture"/>
                           <pic:cNvPicPr>
                             <a:picLocks noChangeArrowheads="1" noChangeAspect="1"/>
                           </pic:cNvPicPr>
                         </pic:nvPicPr>
                         <pic:blipFill>
-                          <a:blip r:embed="rId40"/>
+                          <a:blip r:embed="rId29"/>
                           <a:stretch>
                             <a:fillRect/>
                           </a:stretch>
@@ -715,7 +715,7 @@
               <w:t xml:space="preserve">Рисунок 5: Создание репозитория на Github под названием git-extended</w:t>
             </w:r>
           </w:p>
-          <w:bookmarkEnd w:id="43"/>
+          <w:bookmarkEnd w:id="32"/>
         </w:tc>
       </w:tr>
     </w:tbl>
@@ -751,7 +751,7 @@
       <w:tr>
         <w:tc>
           <w:tcPr/>
-          <w:bookmarkStart w:id="47" w:name="fig-006"/>
+          <w:bookmarkStart w:id="36" w:name="fig-006"/>
           <w:p>
             <w:pPr>
               <w:pStyle w:val="Compact"/>
@@ -762,18 +762,18 @@
                 <wp:inline>
                   <wp:extent cx="3733800" cy="1523444"/>
                   <wp:effectExtent b="0" l="0" r="0" t="0"/>
-                  <wp:docPr descr="" title="" id="45" name="Picture"/>
+                  <wp:docPr descr="" title="" id="34" name="Picture"/>
                   <a:graphic>
                     <a:graphicData uri="http://schemas.openxmlformats.org/drawingml/2006/picture">
                       <pic:pic>
                         <pic:nvPicPr>
-                          <pic:cNvPr descr="image/6.png" id="46" name="Picture"/>
+                          <pic:cNvPr descr="image/6.png" id="35" name="Picture"/>
                           <pic:cNvPicPr>
                             <a:picLocks noChangeArrowheads="1" noChangeAspect="1"/>
                           </pic:cNvPicPr>
                         </pic:nvPicPr>
                         <pic:blipFill>
-                          <a:blip r:embed="rId44"/>
+                          <a:blip r:embed="rId33"/>
                           <a:stretch>
                             <a:fillRect/>
                           </a:stretch>
@@ -813,7 +813,7 @@
               <w:t xml:space="preserve">Рисунок 6: Создание первого коммита и отправка его на Github</w:t>
             </w:r>
           </w:p>
-          <w:bookmarkEnd w:id="47"/>
+          <w:bookmarkEnd w:id="36"/>
         </w:tc>
       </w:tr>
     </w:tbl>
@@ -849,7 +849,7 @@
       <w:tr>
         <w:tc>
           <w:tcPr/>
-          <w:bookmarkStart w:id="51" w:name="fig-007"/>
+          <w:bookmarkStart w:id="40" w:name="fig-007"/>
           <w:p>
             <w:pPr>
               <w:pStyle w:val="Compact"/>
@@ -860,18 +860,18 @@
                 <wp:inline>
                   <wp:extent cx="3426593" cy="2521818"/>
                   <wp:effectExtent b="0" l="0" r="0" t="0"/>
-                  <wp:docPr descr="" title="" id="49" name="Picture"/>
+                  <wp:docPr descr="" title="" id="38" name="Picture"/>
                   <a:graphic>
                     <a:graphicData uri="http://schemas.openxmlformats.org/drawingml/2006/picture">
                       <pic:pic>
                         <pic:nvPicPr>
-                          <pic:cNvPr descr="image/7.png" id="50" name="Picture"/>
+                          <pic:cNvPr descr="image/7.png" id="39" name="Picture"/>
                           <pic:cNvPicPr>
                             <a:picLocks noChangeArrowheads="1" noChangeAspect="1"/>
                           </pic:cNvPicPr>
                         </pic:nvPicPr>
                         <pic:blipFill>
-                          <a:blip r:embed="rId48"/>
+                          <a:blip r:embed="rId37"/>
                           <a:stretch>
                             <a:fillRect/>
                           </a:stretch>
@@ -911,7 +911,7 @@
               <w:t xml:space="preserve">Рисунок 7: Вывод кода конфигурационного файла пакетов Node.js в консоль</w:t>
             </w:r>
           </w:p>
-          <w:bookmarkEnd w:id="51"/>
+          <w:bookmarkEnd w:id="40"/>
         </w:tc>
       </w:tr>
     </w:tbl>
@@ -947,7 +947,7 @@
       <w:tr>
         <w:tc>
           <w:tcPr/>
-          <w:bookmarkStart w:id="55" w:name="fig-008"/>
+          <w:bookmarkStart w:id="44" w:name="fig-008"/>
           <w:p>
             <w:pPr>
               <w:pStyle w:val="Compact"/>
@@ -958,18 +958,18 @@
                 <wp:inline>
                   <wp:extent cx="3733800" cy="1863595"/>
                   <wp:effectExtent b="0" l="0" r="0" t="0"/>
-                  <wp:docPr descr="" title="" id="53" name="Picture"/>
+                  <wp:docPr descr="" title="" id="42" name="Picture"/>
                   <a:graphic>
                     <a:graphicData uri="http://schemas.openxmlformats.org/drawingml/2006/picture">
                       <pic:pic>
                         <pic:nvPicPr>
-                          <pic:cNvPr descr="image/8.png" id="54" name="Picture"/>
+                          <pic:cNvPr descr="image/8.png" id="43" name="Picture"/>
                           <pic:cNvPicPr>
                             <a:picLocks noChangeArrowheads="1" noChangeAspect="1"/>
                           </pic:cNvPicPr>
                         </pic:nvPicPr>
                         <pic:blipFill>
-                          <a:blip r:embed="rId52"/>
+                          <a:blip r:embed="rId41"/>
                           <a:stretch>
                             <a:fillRect/>
                           </a:stretch>
@@ -1009,7 +1009,7 @@
               <w:t xml:space="preserve">Рисунок 8: Изменённый файл package.json</w:t>
             </w:r>
           </w:p>
-          <w:bookmarkEnd w:id="55"/>
+          <w:bookmarkEnd w:id="44"/>
         </w:tc>
       </w:tr>
     </w:tbl>
@@ -1057,7 +1057,7 @@
       <w:tr>
         <w:tc>
           <w:tcPr/>
-          <w:bookmarkStart w:id="59" w:name="fig-009"/>
+          <w:bookmarkStart w:id="48" w:name="fig-009"/>
           <w:p>
             <w:pPr>
               <w:pStyle w:val="Compact"/>
@@ -1068,18 +1068,18 @@
                 <wp:inline>
                   <wp:extent cx="2685448" cy="134753"/>
                   <wp:effectExtent b="0" l="0" r="0" t="0"/>
-                  <wp:docPr descr="" title="" id="57" name="Picture"/>
+                  <wp:docPr descr="" title="" id="46" name="Picture"/>
                   <a:graphic>
                     <a:graphicData uri="http://schemas.openxmlformats.org/drawingml/2006/picture">
                       <pic:pic>
                         <pic:nvPicPr>
-                          <pic:cNvPr descr="image/9.png" id="58" name="Picture"/>
+                          <pic:cNvPr descr="image/9.png" id="47" name="Picture"/>
                           <pic:cNvPicPr>
                             <a:picLocks noChangeArrowheads="1" noChangeAspect="1"/>
                           </pic:cNvPicPr>
                         </pic:nvPicPr>
                         <pic:blipFill>
-                          <a:blip r:embed="rId56"/>
+                          <a:blip r:embed="rId45"/>
                           <a:stretch>
                             <a:fillRect/>
                           </a:stretch>
@@ -1119,7 +1119,7 @@
               <w:t xml:space="preserve">Рисунок 9: Добавление новых файлов через git add .</w:t>
             </w:r>
           </w:p>
-          <w:bookmarkEnd w:id="59"/>
+          <w:bookmarkEnd w:id="48"/>
         </w:tc>
       </w:tr>
     </w:tbl>
@@ -1167,7 +1167,7 @@
       <w:tr>
         <w:tc>
           <w:tcPr/>
-          <w:bookmarkStart w:id="63" w:name="fig-010"/>
+          <w:bookmarkStart w:id="52" w:name="fig-010"/>
           <w:p>
             <w:pPr>
               <w:pStyle w:val="Compact"/>
@@ -1178,18 +1178,18 @@
                 <wp:inline>
                   <wp:extent cx="3733800" cy="1235528"/>
                   <wp:effectExtent b="0" l="0" r="0" t="0"/>
-                  <wp:docPr descr="" title="" id="61" name="Picture"/>
+                  <wp:docPr descr="" title="" id="50" name="Picture"/>
                   <a:graphic>
                     <a:graphicData uri="http://schemas.openxmlformats.org/drawingml/2006/picture">
                       <pic:pic>
                         <pic:nvPicPr>
-                          <pic:cNvPr descr="image/10.png" id="62" name="Picture"/>
+                          <pic:cNvPr descr="image/10.png" id="51" name="Picture"/>
                           <pic:cNvPicPr>
                             <a:picLocks noChangeArrowheads="1" noChangeAspect="1"/>
                           </pic:cNvPicPr>
                         </pic:nvPicPr>
                         <pic:blipFill>
-                          <a:blip r:embed="rId60"/>
+                          <a:blip r:embed="rId49"/>
                           <a:stretch>
                             <a:fillRect/>
                           </a:stretch>
@@ -1229,7 +1229,7 @@
               <w:t xml:space="preserve">Рисунок 10: Выполнение коммита через git cz</w:t>
             </w:r>
           </w:p>
-          <w:bookmarkEnd w:id="63"/>
+          <w:bookmarkEnd w:id="52"/>
         </w:tc>
       </w:tr>
     </w:tbl>
@@ -1264,7 +1264,7 @@
       <w:tr>
         <w:tc>
           <w:tcPr/>
-          <w:bookmarkStart w:id="67" w:name="fig-011"/>
+          <w:bookmarkStart w:id="56" w:name="fig-011"/>
           <w:p>
             <w:pPr>
               <w:pStyle w:val="Compact"/>
@@ -1275,18 +1275,18 @@
                 <wp:inline>
                   <wp:extent cx="3628724" cy="1434164"/>
                   <wp:effectExtent b="0" l="0" r="0" t="0"/>
-                  <wp:docPr descr="" title="" id="65" name="Picture"/>
+                  <wp:docPr descr="" title="" id="54" name="Picture"/>
                   <a:graphic>
                     <a:graphicData uri="http://schemas.openxmlformats.org/drawingml/2006/picture">
                       <pic:pic>
                         <pic:nvPicPr>
-                          <pic:cNvPr descr="image/11.png" id="66" name="Picture"/>
+                          <pic:cNvPr descr="image/11.png" id="55" name="Picture"/>
                           <pic:cNvPicPr>
                             <a:picLocks noChangeArrowheads="1" noChangeAspect="1"/>
                           </pic:cNvPicPr>
                         </pic:nvPicPr>
                         <pic:blipFill>
-                          <a:blip r:embed="rId64"/>
+                          <a:blip r:embed="rId53"/>
                           <a:stretch>
                             <a:fillRect/>
                           </a:stretch>
@@ -1326,7 +1326,7 @@
               <w:t xml:space="preserve">Рисунок 11: Отправка изменений на Github</w:t>
             </w:r>
           </w:p>
-          <w:bookmarkEnd w:id="67"/>
+          <w:bookmarkEnd w:id="56"/>
         </w:tc>
       </w:tr>
     </w:tbl>
@@ -1362,7 +1362,7 @@
       <w:tr>
         <w:tc>
           <w:tcPr/>
-          <w:bookmarkStart w:id="71" w:name="fig-012"/>
+          <w:bookmarkStart w:id="60" w:name="fig-012"/>
           <w:p>
             <w:pPr>
               <w:pStyle w:val="Compact"/>
@@ -1373,18 +1373,18 @@
                 <wp:inline>
                   <wp:extent cx="3733800" cy="2246962"/>
                   <wp:effectExtent b="0" l="0" r="0" t="0"/>
-                  <wp:docPr descr="" title="" id="69" name="Picture"/>
+                  <wp:docPr descr="" title="" id="58" name="Picture"/>
                   <a:graphic>
                     <a:graphicData uri="http://schemas.openxmlformats.org/drawingml/2006/picture">
                       <pic:pic>
                         <pic:nvPicPr>
-                          <pic:cNvPr descr="image/12.png" id="70" name="Picture"/>
+                          <pic:cNvPr descr="image/12.png" id="59" name="Picture"/>
                           <pic:cNvPicPr>
                             <a:picLocks noChangeArrowheads="1" noChangeAspect="1"/>
                           </pic:cNvPicPr>
                         </pic:nvPicPr>
                         <pic:blipFill>
-                          <a:blip r:embed="rId68"/>
+                          <a:blip r:embed="rId57"/>
                           <a:stretch>
                             <a:fillRect/>
                           </a:stretch>
@@ -1424,7 +1424,7 @@
               <w:t xml:space="preserve">Рисунок 12: Инициализация git-flow</w:t>
             </w:r>
           </w:p>
-          <w:bookmarkEnd w:id="71"/>
+          <w:bookmarkEnd w:id="60"/>
         </w:tc>
       </w:tr>
     </w:tbl>
@@ -1460,7 +1460,7 @@
       <w:tr>
         <w:tc>
           <w:tcPr/>
-          <w:bookmarkStart w:id="75" w:name="fig-013"/>
+          <w:bookmarkStart w:id="64" w:name="fig-013"/>
           <w:p>
             <w:pPr>
               <w:pStyle w:val="Compact"/>
@@ -1471,18 +1471,18 @@
                 <wp:inline>
                   <wp:extent cx="2781701" cy="490888"/>
                   <wp:effectExtent b="0" l="0" r="0" t="0"/>
-                  <wp:docPr descr="" title="" id="73" name="Picture"/>
+                  <wp:docPr descr="" title="" id="62" name="Picture"/>
                   <a:graphic>
                     <a:graphicData uri="http://schemas.openxmlformats.org/drawingml/2006/picture">
                       <pic:pic>
                         <pic:nvPicPr>
-                          <pic:cNvPr descr="image/13.png" id="74" name="Picture"/>
+                          <pic:cNvPr descr="image/13.png" id="63" name="Picture"/>
                           <pic:cNvPicPr>
                             <a:picLocks noChangeArrowheads="1" noChangeAspect="1"/>
                           </pic:cNvPicPr>
                         </pic:nvPicPr>
                         <pic:blipFill>
-                          <a:blip r:embed="rId72"/>
+                          <a:blip r:embed="rId61"/>
                           <a:stretch>
                             <a:fillRect/>
                           </a:stretch>
@@ -1522,7 +1522,7 @@
               <w:t xml:space="preserve">Рисунок 13: Проверка текущей ветки</w:t>
             </w:r>
           </w:p>
-          <w:bookmarkEnd w:id="75"/>
+          <w:bookmarkEnd w:id="64"/>
         </w:tc>
       </w:tr>
     </w:tbl>
@@ -1558,7 +1558,7 @@
       <w:tr>
         <w:tc>
           <w:tcPr/>
-          <w:bookmarkStart w:id="79" w:name="fig-014"/>
+          <w:bookmarkStart w:id="68" w:name="fig-014"/>
           <w:p>
             <w:pPr>
               <w:pStyle w:val="Compact"/>
@@ -1569,18 +1569,18 @@
                 <wp:inline>
                   <wp:extent cx="3733800" cy="1099163"/>
                   <wp:effectExtent b="0" l="0" r="0" t="0"/>
-                  <wp:docPr descr="" title="" id="77" name="Picture"/>
+                  <wp:docPr descr="" title="" id="66" name="Picture"/>
                   <a:graphic>
                     <a:graphicData uri="http://schemas.openxmlformats.org/drawingml/2006/picture">
                       <pic:pic>
                         <pic:nvPicPr>
-                          <pic:cNvPr descr="image/14.png" id="78" name="Picture"/>
+                          <pic:cNvPr descr="image/14.png" id="67" name="Picture"/>
                           <pic:cNvPicPr>
                             <a:picLocks noChangeArrowheads="1" noChangeAspect="1"/>
                           </pic:cNvPicPr>
                         </pic:nvPicPr>
                         <pic:blipFill>
-                          <a:blip r:embed="rId76"/>
+                          <a:blip r:embed="rId65"/>
                           <a:stretch>
                             <a:fillRect/>
                           </a:stretch>
@@ -1620,7 +1620,7 @@
               <w:t xml:space="preserve">Рисунок 14: Загрузка репозитория в хранилище</w:t>
             </w:r>
           </w:p>
-          <w:bookmarkEnd w:id="79"/>
+          <w:bookmarkEnd w:id="68"/>
         </w:tc>
       </w:tr>
     </w:tbl>
@@ -1656,7 +1656,7 @@
       <w:tr>
         <w:tc>
           <w:tcPr/>
-          <w:bookmarkStart w:id="83" w:name="fig-015"/>
+          <w:bookmarkStart w:id="72" w:name="fig-015"/>
           <w:p>
             <w:pPr>
               <w:pStyle w:val="Compact"/>
@@ -1667,18 +1667,18 @@
                 <wp:inline>
                   <wp:extent cx="3733800" cy="247975"/>
                   <wp:effectExtent b="0" l="0" r="0" t="0"/>
-                  <wp:docPr descr="" title="" id="81" name="Picture"/>
+                  <wp:docPr descr="" title="" id="70" name="Picture"/>
                   <a:graphic>
                     <a:graphicData uri="http://schemas.openxmlformats.org/drawingml/2006/picture">
                       <pic:pic>
                         <pic:nvPicPr>
-                          <pic:cNvPr descr="image/15.png" id="82" name="Picture"/>
+                          <pic:cNvPr descr="image/15.png" id="71" name="Picture"/>
                           <pic:cNvPicPr>
                             <a:picLocks noChangeArrowheads="1" noChangeAspect="1"/>
                           </pic:cNvPicPr>
                         </pic:nvPicPr>
                         <pic:blipFill>
-                          <a:blip r:embed="rId80"/>
+                          <a:blip r:embed="rId69"/>
                           <a:stretch>
                             <a:fillRect/>
                           </a:stretch>
@@ -1718,7 +1718,7 @@
               <w:t xml:space="preserve">Рисунок 15: Установка внешнкй ветки как вышестоящей для этой ветки</w:t>
             </w:r>
           </w:p>
-          <w:bookmarkEnd w:id="83"/>
+          <w:bookmarkEnd w:id="72"/>
         </w:tc>
       </w:tr>
     </w:tbl>
@@ -1754,7 +1754,7 @@
       <w:tr>
         <w:tc>
           <w:tcPr/>
-          <w:bookmarkStart w:id="87" w:name="fig-016"/>
+          <w:bookmarkStart w:id="76" w:name="fig-016"/>
           <w:p>
             <w:pPr>
               <w:pStyle w:val="Compact"/>
@@ -1765,18 +1765,18 @@
                 <wp:inline>
                   <wp:extent cx="3733800" cy="2043373"/>
                   <wp:effectExtent b="0" l="0" r="0" t="0"/>
-                  <wp:docPr descr="" title="" id="85" name="Picture"/>
+                  <wp:docPr descr="" title="" id="74" name="Picture"/>
                   <a:graphic>
                     <a:graphicData uri="http://schemas.openxmlformats.org/drawingml/2006/picture">
                       <pic:pic>
                         <pic:nvPicPr>
-                          <pic:cNvPr descr="image/16.png" id="86" name="Picture"/>
+                          <pic:cNvPr descr="image/16.png" id="75" name="Picture"/>
                           <pic:cNvPicPr>
                             <a:picLocks noChangeArrowheads="1" noChangeAspect="1"/>
                           </pic:cNvPicPr>
                         </pic:nvPicPr>
                         <pic:blipFill>
-                          <a:blip r:embed="rId84"/>
+                          <a:blip r:embed="rId73"/>
                           <a:stretch>
                             <a:fillRect/>
                           </a:stretch>
@@ -1816,7 +1816,7 @@
               <w:t xml:space="preserve">Рисунок 16: Создание релиза с версией 1.0.0</w:t>
             </w:r>
           </w:p>
-          <w:bookmarkEnd w:id="87"/>
+          <w:bookmarkEnd w:id="76"/>
         </w:tc>
       </w:tr>
     </w:tbl>
@@ -1852,7 +1852,7 @@
       <w:tr>
         <w:tc>
           <w:tcPr/>
-          <w:bookmarkStart w:id="91" w:name="fig-017"/>
+          <w:bookmarkStart w:id="80" w:name="fig-017"/>
           <w:p>
             <w:pPr>
               <w:pStyle w:val="Compact"/>
@@ -1863,18 +1863,18 @@
                 <wp:inline>
                   <wp:extent cx="3733800" cy="327231"/>
                   <wp:effectExtent b="0" l="0" r="0" t="0"/>
-                  <wp:docPr descr="" title="" id="89" name="Picture"/>
+                  <wp:docPr descr="" title="" id="78" name="Picture"/>
                   <a:graphic>
                     <a:graphicData uri="http://schemas.openxmlformats.org/drawingml/2006/picture">
                       <pic:pic>
                         <pic:nvPicPr>
-                          <pic:cNvPr descr="image/17.png" id="90" name="Picture"/>
+                          <pic:cNvPr descr="image/17.png" id="79" name="Picture"/>
                           <pic:cNvPicPr>
                             <a:picLocks noChangeArrowheads="1" noChangeAspect="1"/>
                           </pic:cNvPicPr>
                         </pic:nvPicPr>
                         <pic:blipFill>
-                          <a:blip r:embed="rId88"/>
+                          <a:blip r:embed="rId77"/>
                           <a:stretch>
                             <a:fillRect/>
                           </a:stretch>
@@ -1914,7 +1914,7 @@
               <w:t xml:space="preserve">Рисунок 17: Создание журнала изменений</w:t>
             </w:r>
           </w:p>
-          <w:bookmarkEnd w:id="91"/>
+          <w:bookmarkEnd w:id="80"/>
         </w:tc>
       </w:tr>
     </w:tbl>
@@ -1950,7 +1950,7 @@
       <w:tr>
         <w:tc>
           <w:tcPr/>
-          <w:bookmarkStart w:id="95" w:name="fig-018"/>
+          <w:bookmarkStart w:id="84" w:name="fig-018"/>
           <w:p>
             <w:pPr>
               <w:pStyle w:val="Compact"/>
@@ -1961,18 +1961,18 @@
                 <wp:inline>
                   <wp:extent cx="3733800" cy="874515"/>
                   <wp:effectExtent b="0" l="0" r="0" t="0"/>
-                  <wp:docPr descr="" title="" id="93" name="Picture"/>
+                  <wp:docPr descr="" title="" id="82" name="Picture"/>
                   <a:graphic>
                     <a:graphicData uri="http://schemas.openxmlformats.org/drawingml/2006/picture">
                       <pic:pic>
                         <pic:nvPicPr>
-                          <pic:cNvPr descr="image/18.png" id="94" name="Picture"/>
+                          <pic:cNvPr descr="image/18.png" id="83" name="Picture"/>
                           <pic:cNvPicPr>
                             <a:picLocks noChangeArrowheads="1" noChangeAspect="1"/>
                           </pic:cNvPicPr>
                         </pic:nvPicPr>
                         <pic:blipFill>
-                          <a:blip r:embed="rId92"/>
+                          <a:blip r:embed="rId81"/>
                           <a:stretch>
                             <a:fillRect/>
                           </a:stretch>
@@ -2012,7 +2012,7 @@
               <w:t xml:space="preserve">Рисунок 18: Добавление журнала изменений в индекс</w:t>
             </w:r>
           </w:p>
-          <w:bookmarkEnd w:id="95"/>
+          <w:bookmarkEnd w:id="84"/>
         </w:tc>
       </w:tr>
     </w:tbl>
@@ -2051,7 +2051,7 @@
       <w:tr>
         <w:tc>
           <w:tcPr/>
-          <w:bookmarkStart w:id="99" w:name="fig-019"/>
+          <w:bookmarkStart w:id="88" w:name="fig-019"/>
           <w:p>
             <w:pPr>
               <w:pStyle w:val="Compact"/>
@@ -2062,18 +2062,18 @@
                 <wp:inline>
                   <wp:extent cx="3733800" cy="3265018"/>
                   <wp:effectExtent b="0" l="0" r="0" t="0"/>
-                  <wp:docPr descr="" title="" id="97" name="Picture"/>
+                  <wp:docPr descr="" title="" id="86" name="Picture"/>
                   <a:graphic>
                     <a:graphicData uri="http://schemas.openxmlformats.org/drawingml/2006/picture">
                       <pic:pic>
                         <pic:nvPicPr>
-                          <pic:cNvPr descr="image/19.png" id="98" name="Picture"/>
+                          <pic:cNvPr descr="image/19.png" id="87" name="Picture"/>
                           <pic:cNvPicPr>
                             <a:picLocks noChangeArrowheads="1" noChangeAspect="1"/>
                           </pic:cNvPicPr>
                         </pic:nvPicPr>
                         <pic:blipFill>
-                          <a:blip r:embed="rId96"/>
+                          <a:blip r:embed="rId85"/>
                           <a:stretch>
                             <a:fillRect/>
                           </a:stretch>
@@ -2113,7 +2113,7 @@
               <w:t xml:space="preserve">Рисунок 19: Отправка релизной ветки в основную ветку</w:t>
             </w:r>
           </w:p>
-          <w:bookmarkEnd w:id="99"/>
+          <w:bookmarkEnd w:id="88"/>
         </w:tc>
       </w:tr>
     </w:tbl>
@@ -2161,8 +2161,8 @@
         <w:t xml:space="preserve">gh release create v1.0.0 -F CHANGELOG.md</w:t>
       </w:r>
     </w:p>
-    <w:bookmarkEnd w:id="100"/>
-    <w:bookmarkStart w:id="137" w:name="работа-с-репозиторием-git"/>
+    <w:bookmarkEnd w:id="89"/>
+    <w:bookmarkStart w:id="126" w:name="работа-с-репозиторием-git"/>
     <w:p>
       <w:pPr>
         <w:pStyle w:val="Heading2"/>
@@ -2203,7 +2203,7 @@
       <w:tr>
         <w:tc>
           <w:tcPr/>
-          <w:bookmarkStart w:id="104" w:name="fig-020"/>
+          <w:bookmarkStart w:id="93" w:name="fig-020"/>
           <w:p>
             <w:pPr>
               <w:pStyle w:val="Compact"/>
@@ -2214,18 +2214,18 @@
                 <wp:inline>
                   <wp:extent cx="3733800" cy="1697181"/>
                   <wp:effectExtent b="0" l="0" r="0" t="0"/>
-                  <wp:docPr descr="" title="" id="102" name="Picture"/>
+                  <wp:docPr descr="" title="" id="91" name="Picture"/>
                   <a:graphic>
                     <a:graphicData uri="http://schemas.openxmlformats.org/drawingml/2006/picture">
                       <pic:pic>
                         <pic:nvPicPr>
-                          <pic:cNvPr descr="image/20.png" id="103" name="Picture"/>
+                          <pic:cNvPr descr="image/20.png" id="92" name="Picture"/>
                           <pic:cNvPicPr>
                             <a:picLocks noChangeArrowheads="1" noChangeAspect="1"/>
                           </pic:cNvPicPr>
                         </pic:nvPicPr>
                         <pic:blipFill>
-                          <a:blip r:embed="rId101"/>
+                          <a:blip r:embed="rId90"/>
                           <a:stretch>
                             <a:fillRect/>
                           </a:stretch>
@@ -2265,7 +2265,7 @@
               <w:t xml:space="preserve">Рисунок 20: Создание ветки для новой функциональности</w:t>
             </w:r>
           </w:p>
-          <w:bookmarkEnd w:id="104"/>
+          <w:bookmarkEnd w:id="93"/>
         </w:tc>
       </w:tr>
     </w:tbl>
@@ -2301,7 +2301,7 @@
       <w:tr>
         <w:tc>
           <w:tcPr/>
-          <w:bookmarkStart w:id="108" w:name="fig-021"/>
+          <w:bookmarkStart w:id="97" w:name="fig-021"/>
           <w:p>
             <w:pPr>
               <w:pStyle w:val="Compact"/>
@@ -2312,18 +2312,18 @@
                 <wp:inline>
                   <wp:extent cx="3733800" cy="1704388"/>
                   <wp:effectExtent b="0" l="0" r="0" t="0"/>
-                  <wp:docPr descr="" title="" id="106" name="Picture"/>
+                  <wp:docPr descr="" title="" id="95" name="Picture"/>
                   <a:graphic>
                     <a:graphicData uri="http://schemas.openxmlformats.org/drawingml/2006/picture">
                       <pic:pic>
                         <pic:nvPicPr>
-                          <pic:cNvPr descr="image/21.png" id="107" name="Picture"/>
+                          <pic:cNvPr descr="image/21.png" id="96" name="Picture"/>
                           <pic:cNvPicPr>
                             <a:picLocks noChangeArrowheads="1" noChangeAspect="1"/>
                           </pic:cNvPicPr>
                         </pic:nvPicPr>
                         <pic:blipFill>
-                          <a:blip r:embed="rId105"/>
+                          <a:blip r:embed="rId94"/>
                           <a:stretch>
                             <a:fillRect/>
                           </a:stretch>
@@ -2363,7 +2363,7 @@
               <w:t xml:space="preserve">Рисунок 21: Объединение ветки feature_branch с develop</w:t>
             </w:r>
           </w:p>
-          <w:bookmarkEnd w:id="108"/>
+          <w:bookmarkEnd w:id="97"/>
         </w:tc>
       </w:tr>
     </w:tbl>
@@ -2399,7 +2399,7 @@
       <w:tr>
         <w:tc>
           <w:tcPr/>
-          <w:bookmarkStart w:id="112" w:name="fig-022"/>
+          <w:bookmarkStart w:id="101" w:name="fig-022"/>
           <w:p>
             <w:pPr>
               <w:pStyle w:val="Compact"/>
@@ -2410,18 +2410,18 @@
                 <wp:inline>
                   <wp:extent cx="3733800" cy="2201984"/>
                   <wp:effectExtent b="0" l="0" r="0" t="0"/>
-                  <wp:docPr descr="" title="" id="110" name="Picture"/>
+                  <wp:docPr descr="" title="" id="99" name="Picture"/>
                   <a:graphic>
                     <a:graphicData uri="http://schemas.openxmlformats.org/drawingml/2006/picture">
                       <pic:pic>
                         <pic:nvPicPr>
-                          <pic:cNvPr descr="image/22.png" id="111" name="Picture"/>
+                          <pic:cNvPr descr="image/22.png" id="100" name="Picture"/>
                           <pic:cNvPicPr>
                             <a:picLocks noChangeArrowheads="1" noChangeAspect="1"/>
                           </pic:cNvPicPr>
                         </pic:nvPicPr>
                         <pic:blipFill>
-                          <a:blip r:embed="rId109"/>
+                          <a:blip r:embed="rId98"/>
                           <a:stretch>
                             <a:fillRect/>
                           </a:stretch>
@@ -2461,7 +2461,7 @@
               <w:t xml:space="preserve">Рисунок 22: Создание релиза с версией 1.2.3</w:t>
             </w:r>
           </w:p>
-          <w:bookmarkEnd w:id="112"/>
+          <w:bookmarkEnd w:id="101"/>
         </w:tc>
       </w:tr>
     </w:tbl>
@@ -2497,7 +2497,7 @@
       <w:tr>
         <w:tc>
           <w:tcPr/>
-          <w:bookmarkStart w:id="116" w:name="fig-023"/>
+          <w:bookmarkStart w:id="105" w:name="fig-023"/>
           <w:p>
             <w:pPr>
               <w:pStyle w:val="Compact"/>
@@ -2508,18 +2508,18 @@
                 <wp:inline>
                   <wp:extent cx="3733800" cy="1919736"/>
                   <wp:effectExtent b="0" l="0" r="0" t="0"/>
-                  <wp:docPr descr="" title="" id="114" name="Picture"/>
+                  <wp:docPr descr="" title="" id="103" name="Picture"/>
                   <a:graphic>
                     <a:graphicData uri="http://schemas.openxmlformats.org/drawingml/2006/picture">
                       <pic:pic>
                         <pic:nvPicPr>
-                          <pic:cNvPr descr="image/23.png" id="115" name="Picture"/>
+                          <pic:cNvPr descr="image/23.png" id="104" name="Picture"/>
                           <pic:cNvPicPr>
                             <a:picLocks noChangeArrowheads="1" noChangeAspect="1"/>
                           </pic:cNvPicPr>
                         </pic:nvPicPr>
                         <pic:blipFill>
-                          <a:blip r:embed="rId113"/>
+                          <a:blip r:embed="rId102"/>
                           <a:stretch>
                             <a:fillRect/>
                           </a:stretch>
@@ -2559,7 +2559,7 @@
               <w:t xml:space="preserve">Рисунок 23: Изменение номера версии в файле package.json на 1.2.3</w:t>
             </w:r>
           </w:p>
-          <w:bookmarkEnd w:id="116"/>
+          <w:bookmarkEnd w:id="105"/>
         </w:tc>
       </w:tr>
     </w:tbl>
@@ -2595,7 +2595,7 @@
       <w:tr>
         <w:tc>
           <w:tcPr/>
-          <w:bookmarkStart w:id="120" w:name="fig-024"/>
+          <w:bookmarkStart w:id="109" w:name="fig-024"/>
           <w:p>
             <w:pPr>
               <w:pStyle w:val="Compact"/>
@@ -2606,18 +2606,18 @@
                 <wp:inline>
                   <wp:extent cx="3214837" cy="279132"/>
                   <wp:effectExtent b="0" l="0" r="0" t="0"/>
-                  <wp:docPr descr="" title="" id="118" name="Picture"/>
+                  <wp:docPr descr="" title="" id="107" name="Picture"/>
                   <a:graphic>
                     <a:graphicData uri="http://schemas.openxmlformats.org/drawingml/2006/picture">
                       <pic:pic>
                         <pic:nvPicPr>
-                          <pic:cNvPr descr="image/24.png" id="119" name="Picture"/>
+                          <pic:cNvPr descr="image/24.png" id="108" name="Picture"/>
                           <pic:cNvPicPr>
                             <a:picLocks noChangeArrowheads="1" noChangeAspect="1"/>
                           </pic:cNvPicPr>
                         </pic:nvPicPr>
                         <pic:blipFill>
-                          <a:blip r:embed="rId117"/>
+                          <a:blip r:embed="rId106"/>
                           <a:stretch>
                             <a:fillRect/>
                           </a:stretch>
@@ -2657,7 +2657,7 @@
               <w:t xml:space="preserve">Рисунок 24: Создание журнала изменений</w:t>
             </w:r>
           </w:p>
-          <w:bookmarkEnd w:id="120"/>
+          <w:bookmarkEnd w:id="109"/>
         </w:tc>
       </w:tr>
     </w:tbl>
@@ -2693,7 +2693,7 @@
       <w:tr>
         <w:tc>
           <w:tcPr/>
-          <w:bookmarkStart w:id="124" w:name="fig-025"/>
+          <w:bookmarkStart w:id="113" w:name="fig-025"/>
           <w:p>
             <w:pPr>
               <w:pStyle w:val="Compact"/>
@@ -2704,18 +2704,18 @@
                 <wp:inline>
                   <wp:extent cx="3733800" cy="480281"/>
                   <wp:effectExtent b="0" l="0" r="0" t="0"/>
-                  <wp:docPr descr="" title="" id="122" name="Picture"/>
+                  <wp:docPr descr="" title="" id="111" name="Picture"/>
                   <a:graphic>
                     <a:graphicData uri="http://schemas.openxmlformats.org/drawingml/2006/picture">
                       <pic:pic>
                         <pic:nvPicPr>
-                          <pic:cNvPr descr="image/25.png" id="123" name="Picture"/>
+                          <pic:cNvPr descr="image/25.png" id="112" name="Picture"/>
                           <pic:cNvPicPr>
                             <a:picLocks noChangeArrowheads="1" noChangeAspect="1"/>
                           </pic:cNvPicPr>
                         </pic:nvPicPr>
                         <pic:blipFill>
-                          <a:blip r:embed="rId121"/>
+                          <a:blip r:embed="rId110"/>
                           <a:stretch>
                             <a:fillRect/>
                           </a:stretch>
@@ -2755,7 +2755,7 @@
               <w:t xml:space="preserve">Рисунок 25: Добавление журнала изменений в индекс</w:t>
             </w:r>
           </w:p>
-          <w:bookmarkEnd w:id="124"/>
+          <w:bookmarkEnd w:id="113"/>
         </w:tc>
       </w:tr>
     </w:tbl>
@@ -2791,7 +2791,7 @@
       <w:tr>
         <w:tc>
           <w:tcPr/>
-          <w:bookmarkStart w:id="128" w:name="fig-026"/>
+          <w:bookmarkStart w:id="117" w:name="fig-026"/>
           <w:p>
             <w:pPr>
               <w:pStyle w:val="Compact"/>
@@ -2802,18 +2802,18 @@
                 <wp:inline>
                   <wp:extent cx="3733800" cy="3229232"/>
                   <wp:effectExtent b="0" l="0" r="0" t="0"/>
-                  <wp:docPr descr="" title="" id="126" name="Picture"/>
+                  <wp:docPr descr="" title="" id="115" name="Picture"/>
                   <a:graphic>
                     <a:graphicData uri="http://schemas.openxmlformats.org/drawingml/2006/picture">
                       <pic:pic>
                         <pic:nvPicPr>
-                          <pic:cNvPr descr="image/26.png" id="127" name="Picture"/>
+                          <pic:cNvPr descr="image/26.png" id="116" name="Picture"/>
                           <pic:cNvPicPr>
                             <a:picLocks noChangeArrowheads="1" noChangeAspect="1"/>
                           </pic:cNvPicPr>
                         </pic:nvPicPr>
                         <pic:blipFill>
-                          <a:blip r:embed="rId125"/>
+                          <a:blip r:embed="rId114"/>
                           <a:stretch>
                             <a:fillRect/>
                           </a:stretch>
@@ -2853,7 +2853,7 @@
               <w:t xml:space="preserve">Рисунок 26: Отправка релизной ветки в основную ветку</w:t>
             </w:r>
           </w:p>
-          <w:bookmarkEnd w:id="128"/>
+          <w:bookmarkEnd w:id="117"/>
         </w:tc>
       </w:tr>
     </w:tbl>
@@ -2889,7 +2889,7 @@
       <w:tr>
         <w:tc>
           <w:tcPr/>
-          <w:bookmarkStart w:id="132" w:name="fig-027"/>
+          <w:bookmarkStart w:id="121" w:name="fig-027"/>
           <w:p>
             <w:pPr>
               <w:pStyle w:val="Compact"/>
@@ -2900,18 +2900,18 @@
                 <wp:inline>
                   <wp:extent cx="3733800" cy="3020902"/>
                   <wp:effectExtent b="0" l="0" r="0" t="0"/>
-                  <wp:docPr descr="" title="" id="130" name="Picture"/>
+                  <wp:docPr descr="" title="" id="119" name="Picture"/>
                   <a:graphic>
                     <a:graphicData uri="http://schemas.openxmlformats.org/drawingml/2006/picture">
                       <pic:pic>
                         <pic:nvPicPr>
-                          <pic:cNvPr descr="image/27.png" id="131" name="Picture"/>
+                          <pic:cNvPr descr="image/27.png" id="120" name="Picture"/>
                           <pic:cNvPicPr>
                             <a:picLocks noChangeArrowheads="1" noChangeAspect="1"/>
                           </pic:cNvPicPr>
                         </pic:nvPicPr>
                         <pic:blipFill>
-                          <a:blip r:embed="rId129"/>
+                          <a:blip r:embed="rId118"/>
                           <a:stretch>
                             <a:fillRect/>
                           </a:stretch>
@@ -2951,7 +2951,7 @@
               <w:t xml:space="preserve">Рисунок 27: Отправка данных на github</w:t>
             </w:r>
           </w:p>
-          <w:bookmarkEnd w:id="132"/>
+          <w:bookmarkEnd w:id="121"/>
         </w:tc>
       </w:tr>
     </w:tbl>
@@ -2987,7 +2987,7 @@
       <w:tr>
         <w:tc>
           <w:tcPr/>
-          <w:bookmarkStart w:id="136" w:name="fig-028"/>
+          <w:bookmarkStart w:id="125" w:name="fig-028"/>
           <w:p>
             <w:pPr>
               <w:pStyle w:val="Compact"/>
@@ -2998,18 +2998,18 @@
                 <wp:inline>
                   <wp:extent cx="3733800" cy="358569"/>
                   <wp:effectExtent b="0" l="0" r="0" t="0"/>
-                  <wp:docPr descr="" title="" id="134" name="Picture"/>
+                  <wp:docPr descr="" title="" id="123" name="Picture"/>
                   <a:graphic>
                     <a:graphicData uri="http://schemas.openxmlformats.org/drawingml/2006/picture">
                       <pic:pic>
                         <pic:nvPicPr>
-                          <pic:cNvPr descr="image/28.png" id="135" name="Picture"/>
+                          <pic:cNvPr descr="image/28.png" id="124" name="Picture"/>
                           <pic:cNvPicPr>
                             <a:picLocks noChangeArrowheads="1" noChangeAspect="1"/>
                           </pic:cNvPicPr>
                         </pic:nvPicPr>
                         <pic:blipFill>
-                          <a:blip r:embed="rId133"/>
+                          <a:blip r:embed="rId122"/>
                           <a:stretch>
                             <a:fillRect/>
                           </a:stretch>
@@ -3049,13 +3049,13 @@
               <w:t xml:space="preserve">Рисунок 28: Создание релиза на github с комментарием из журнала изменений</w:t>
             </w:r>
           </w:p>
-          <w:bookmarkEnd w:id="136"/>
+          <w:bookmarkEnd w:id="125"/>
         </w:tc>
       </w:tr>
     </w:tbl>
-    <w:bookmarkEnd w:id="137"/>
-    <w:bookmarkEnd w:id="138"/>
-    <w:bookmarkStart w:id="139" w:name="выводы"/>
+    <w:bookmarkEnd w:id="126"/>
+    <w:bookmarkEnd w:id="127"/>
+    <w:bookmarkStart w:id="128" w:name="выводы"/>
     <w:p>
       <w:pPr>
         <w:pStyle w:val="Heading1"/>
@@ -3072,8 +3072,8 @@
         <w:t xml:space="preserve">В результате работы освоены методология Gitflow, семантическое версионирование и стантарт общепринятых коммитов, а также инструменты автоматизации commitzen и standard-changelog. Полученные навыки позволяют эффективно управлять репозиториями и обеспечивать прозрачность процесса разработки.</w:t>
       </w:r>
     </w:p>
-    <w:bookmarkEnd w:id="139"/>
-    <w:bookmarkStart w:id="141" w:name="список-литературы"/>
+    <w:bookmarkEnd w:id="128"/>
+    <w:bookmarkStart w:id="130" w:name="список-литературы"/>
     <w:p>
       <w:pPr>
         <w:pStyle w:val="Heading1"/>
@@ -3082,9 +3082,9 @@
         <w:t xml:space="preserve">Список литературы</w:t>
       </w:r>
     </w:p>
-    <w:bookmarkStart w:id="140" w:name="refs"/>
-    <w:bookmarkEnd w:id="140"/>
-    <w:bookmarkEnd w:id="141"/>
+    <w:bookmarkStart w:id="129" w:name="refs"/>
+    <w:bookmarkEnd w:id="129"/>
+    <w:bookmarkEnd w:id="130"/>
     <w:sectPr>
       <w:footnotePr>
         <w:numRestart w:val="eachSect"/>
@@ -3321,10 +3321,10 @@
   <w:docDefaults>
     <w:rPrDefault>
       <w:rPr>
-        <w:rFonts w:asciiTheme="minorHAnsi" w:cstheme="minorBidi" w:eastAsiaTheme="minorHAnsi" w:hAnsiTheme="minorHAnsi"/>
+        <w:rFonts w:asciiTheme="minorHAnsi" w:cstheme="minorBidi" w:eastAsiaTheme="minorEastAsia" w:hAnsiTheme="minorHAnsi"/>
         <w:sz w:val="24"/>
         <w:szCs w:val="24"/>
-        <w:lang w:bidi="ar-SA" w:eastAsia="en-US" w:val="ru-RU"/>
+        <w:lang w:bidi="ar-SA" w:eastAsia="zh-CN" w:val="ru-RU"/>
       </w:rPr>
     </w:rPrDefault>
     <w:pPrDefault>
@@ -3865,13 +3865,6 @@
       </w:tblCellMar>
     </w:tblPr>
     <w:tblStylePr w:type="firstRow">
-      <w:tblPr>
-        <w:jc w:val="left"/>
-        <w:tblInd w:type="dxa" w:w="0"/>
-      </w:tblPr>
-      <w:trPr>
-        <w:jc w:val="left"/>
-      </w:trPr>
       <w:tcPr>
         <w:tcBorders>
           <w:bottom w:val="single"/>
